--- a/output/IS-011-02 供應商保密切結書.docx
+++ b/output/IS-011-02 供應商保密切結書.docx
@@ -821,7 +821,7 @@
         </w:rPr>
       </w:pPr>
       <w:r>
-        <w:t xml:space="preserve">新世紀虛擬科技股份有限公司</w:t>
+        <w:t xml:space="preserve">E2E測試科技股份有限公司</w:t>
       </w:r>
     </w:p>
     <w:p>

--- a/output/IS-011-02 供應商保密切結書.docx
+++ b/output/IS-011-02 供應商保密切結書.docx
@@ -709,70 +709,7 @@
         </w:rPr>
       </w:pPr>
       <w:r>
-        <w:rPr>
-          <w:rFonts w:ascii="標楷體" w:hAnsi="標楷體" w:hint="eastAsia"/>
-          <w:sz w:val="24"/>
-          <w:szCs w:val="24"/>
-        </w:rPr>
-        <w:t>第</w:t>
-      </w:r>
-      <w:r>
-        <w:rPr>
-          <w:rFonts w:ascii="標楷體" w:hAnsi="標楷體" w:hint="eastAsia"/>
-          <w:sz w:val="24"/>
-          <w:szCs w:val="24"/>
-        </w:rPr>
-        <w:t>七</w:t>
-      </w:r>
-      <w:r>
-        <w:rPr>
-          <w:rFonts w:ascii="標楷體" w:hAnsi="標楷體" w:hint="eastAsia"/>
-          <w:sz w:val="24"/>
-          <w:szCs w:val="24"/>
-        </w:rPr>
-        <w:t xml:space="preserve">條　</w:t>
-      </w:r>
-      <w:r>
-        <w:rPr>
-          <w:rFonts w:ascii="標楷體" w:hAnsi="標楷體"/>
-          <w:sz w:val="24"/>
-          <w:szCs w:val="24"/>
-        </w:rPr>
-        <w:t>如因本契約或專案而涉及訴訟時，雙方特此同意以中華民國臺灣</w:t>
-      </w:r>
-      <w:r>
-        <w:rPr>
-          <w:rFonts w:ascii="標楷體" w:hAnsi="標楷體" w:hint="eastAsia"/>
-          <w:sz w:val="24"/>
-          <w:szCs w:val="24"/>
-          <w:shd w:val="pct15" w:color="auto" w:fill="FFFFFF"/>
-        </w:rPr>
-        <w:t>XXX</w:t>
-      </w:r>
-      <w:r>
-        <w:rPr>
-          <w:rFonts w:ascii="標楷體" w:hAnsi="標楷體"/>
-          <w:sz w:val="24"/>
-          <w:szCs w:val="24"/>
-          <w:shd w:val="pct15" w:color="auto" w:fill="FFFFFF"/>
-        </w:rPr>
-        <w:t>地方法院</w:t>
-      </w:r>
-      <w:r>
-        <w:rPr>
-          <w:rFonts w:ascii="標楷體" w:hAnsi="標楷體"/>
-          <w:sz w:val="24"/>
-          <w:szCs w:val="24"/>
-        </w:rPr>
-        <w:t>為第一管轄法院</w:t>
-      </w:r>
-      <w:r>
-        <w:rPr>
-          <w:rFonts w:ascii="標楷體" w:hAnsi="標楷體" w:hint="eastAsia"/>
-          <w:sz w:val="24"/>
-          <w:szCs w:val="24"/>
-        </w:rPr>
-        <w:t>。</w:t>
+        <w:t xml:space="preserve">第七條　如因本契約或專案而涉及訴訟時，雙方特此同意以中華民國臺灣[Missing: jurisdiction]為第一管轄法院。</w:t>
       </w:r>
     </w:p>
     <w:p>
